--- a/testakten/arbeitsrecht-kuendigungsdrama-koerber-werk/02_lebenslauf_und_stationen_koerber.docx
+++ b/testakten/arbeitsrecht-kuendigungsdrama-koerber-werk/02_lebenslauf_und_stationen_koerber.docx
@@ -5,68 +5,104 @@
     <w:p>
       <w:pPr>
         <w:pStyle w:val="Heading1"/>
+        <w:spacing w:after="160" w:line="259" w:lineRule="auto"/>
       </w:pPr>
       <w:r>
         <w:rPr>
           <w:rFonts w:ascii="Times New Roman" w:hAnsi="Times New Roman"/>
+          <w:b/>
+          <w:sz w:val="28"/>
         </w:rPr>
         <w:t>Lebenslauf Dr. Annika Körber — internes Aktenstück</w:t>
       </w:r>
     </w:p>
     <w:p>
       <w:pPr>
+        <w:spacing w:line="259" w:lineRule="auto" w:after="60"/>
         <w:jc w:val="left"/>
       </w:pPr>
       <w:r>
         <w:t>Zusammengestellt auf Basis des Erstgesprächs vom 30.05.2025 und der von Mandantin übergebenen Unterlagen. Nicht zur Weiterleitung an Gegenseite bestimmt.</w:t>
       </w:r>
     </w:p>
-    <w:p/>
+    <w:p>
+      <w:pPr>
+        <w:spacing w:line="259" w:lineRule="auto" w:after="60"/>
+      </w:pPr>
+    </w:p>
     <w:p>
       <w:pPr>
         <w:pStyle w:val="Heading2"/>
+        <w:spacing w:before="120" w:after="60" w:line="259" w:lineRule="auto"/>
       </w:pPr>
       <w:r>
         <w:rPr>
           <w:rFonts w:ascii="Times New Roman" w:hAnsi="Times New Roman"/>
+          <w:b/>
+          <w:sz w:val="22"/>
         </w:rPr>
         <w:t>Persönliche Daten</w:t>
       </w:r>
     </w:p>
     <w:p>
       <w:pPr>
+        <w:spacing w:before="120" w:after="60" w:line="259" w:lineRule="auto"/>
         <w:jc w:val="left"/>
       </w:pPr>
       <w:r>
+        <w:rPr>
+          <w:rFonts w:ascii="Times New Roman" w:hAnsi="Times New Roman"/>
+          <w:b/>
+          <w:sz w:val="22"/>
+        </w:rPr>
         <w:t>Name: Dr. Annika Körber, geb. Fritzsche</w:t>
       </w:r>
     </w:p>
     <w:p>
       <w:pPr>
+        <w:spacing w:before="120" w:after="60" w:line="259" w:lineRule="auto"/>
         <w:jc w:val="left"/>
       </w:pPr>
       <w:r>
+        <w:rPr>
+          <w:rFonts w:ascii="Times New Roman" w:hAnsi="Times New Roman"/>
+          <w:b/>
+          <w:sz w:val="22"/>
+        </w:rPr>
         <w:t>Geboren: 12.03.1978 in Schwedt (Oder)</w:t>
       </w:r>
     </w:p>
     <w:p>
       <w:pPr>
+        <w:spacing w:before="120" w:after="60" w:line="259" w:lineRule="auto"/>
         <w:jc w:val="left"/>
       </w:pPr>
       <w:r>
+        <w:rPr>
+          <w:rFonts w:ascii="Times New Roman" w:hAnsi="Times New Roman"/>
+          <w:b/>
+          <w:sz w:val="22"/>
+        </w:rPr>
         <w:t>Wohnhaft: Forstweg 14, 16225 Eberswalde</w:t>
       </w:r>
     </w:p>
     <w:p>
       <w:pPr>
+        <w:spacing w:before="120" w:after="60" w:line="259" w:lineRule="auto"/>
         <w:jc w:val="left"/>
       </w:pPr>
       <w:r>
+        <w:rPr>
+          <w:rFonts w:ascii="Times New Roman" w:hAnsi="Times New Roman"/>
+          <w:b/>
+          <w:sz w:val="22"/>
+        </w:rPr>
         <w:t>Familienstand: verheiratet mit Tobias Körber (Softwareentwickler, selbständig)</w:t>
       </w:r>
     </w:p>
     <w:p>
       <w:pPr>
+        <w:spacing w:line="259" w:lineRule="auto" w:after="60"/>
         <w:jc w:val="left"/>
       </w:pPr>
       <w:r>
@@ -75,16 +111,22 @@
     </w:p>
     <w:p>
       <w:pPr>
+        <w:spacing w:line="259" w:lineRule="auto" w:after="60"/>
         <w:jc w:val="left"/>
       </w:pPr>
       <w:r>
         <w:t>Staatsangehörigkeit: deutsch</w:t>
       </w:r>
     </w:p>
-    <w:p/>
+    <w:p>
+      <w:pPr>
+        <w:spacing w:line="259" w:lineRule="auto" w:after="60"/>
+      </w:pPr>
+    </w:p>
     <w:p>
       <w:pPr>
         <w:pStyle w:val="Heading2"/>
+        <w:spacing w:line="259" w:lineRule="auto" w:after="60"/>
       </w:pPr>
       <w:r>
         <w:rPr>
@@ -95,6 +137,7 @@
     </w:p>
     <w:p>
       <w:pPr>
+        <w:spacing w:line="259" w:lineRule="auto" w:after="60"/>
         <w:jc w:val="left"/>
       </w:pPr>
       <w:r>
@@ -103,16 +146,22 @@
     </w:p>
     <w:p>
       <w:pPr>
+        <w:spacing w:line="259" w:lineRule="auto" w:after="60"/>
         <w:jc w:val="left"/>
       </w:pPr>
       <w:r>
         <w:t>1990–1996: Gymnasium J.-G.-Herder, Eberswalde; Abitur 1996 (Durchschnitt: 1,4; Leistungskurse: Mathematik, Chemie)</w:t>
       </w:r>
     </w:p>
-    <w:p/>
+    <w:p>
+      <w:pPr>
+        <w:spacing w:line="259" w:lineRule="auto" w:after="60"/>
+      </w:pPr>
+    </w:p>
     <w:p>
       <w:pPr>
         <w:pStyle w:val="Heading2"/>
+        <w:spacing w:line="259" w:lineRule="auto" w:after="60"/>
       </w:pPr>
       <w:r>
         <w:rPr>
@@ -123,6 +172,7 @@
     </w:p>
     <w:p>
       <w:pPr>
+        <w:spacing w:line="259" w:lineRule="auto" w:after="60"/>
         <w:jc w:val="left"/>
       </w:pPr>
       <w:r>
@@ -131,6 +181,7 @@
     </w:p>
     <w:p>
       <w:pPr>
+        <w:spacing w:line="259" w:lineRule="auto" w:after="60"/>
         <w:jc w:val="left"/>
       </w:pPr>
       <w:r>
@@ -139,6 +190,7 @@
     </w:p>
     <w:p>
       <w:pPr>
+        <w:spacing w:line="259" w:lineRule="auto" w:after="60"/>
         <w:jc w:val="left"/>
       </w:pPr>
       <w:r>
@@ -147,6 +199,7 @@
     </w:p>
     <w:p>
       <w:pPr>
+        <w:spacing w:line="259" w:lineRule="auto" w:after="60"/>
         <w:jc w:val="left"/>
       </w:pPr>
       <w:r>
@@ -155,16 +208,22 @@
     </w:p>
     <w:p>
       <w:pPr>
+        <w:spacing w:line="259" w:lineRule="auto" w:after="60"/>
         <w:jc w:val="left"/>
       </w:pPr>
       <w:r>
         <w:t>Praktische Tätigkeit während der Promotion: Werksstudentin und später wissenschaftliche Mitarbeiterin im Bereich Gießereiverfahren.</w:t>
       </w:r>
     </w:p>
-    <w:p/>
+    <w:p>
+      <w:pPr>
+        <w:spacing w:line="259" w:lineRule="auto" w:after="60"/>
+      </w:pPr>
+    </w:p>
     <w:p>
       <w:pPr>
         <w:pStyle w:val="Heading2"/>
+        <w:spacing w:line="259" w:lineRule="auto" w:after="60"/>
       </w:pPr>
       <w:r>
         <w:rPr>
@@ -175,6 +234,7 @@
     </w:p>
     <w:p>
       <w:pPr>
+        <w:spacing w:line="259" w:lineRule="auto" w:after="60"/>
         <w:jc w:val="left"/>
       </w:pPr>
       <w:r>
@@ -186,6 +246,7 @@
     </w:p>
     <w:p>
       <w:pPr>
+        <w:spacing w:line="259" w:lineRule="auto" w:after="60"/>
         <w:jc w:val="left"/>
       </w:pPr>
       <w:r>
@@ -194,6 +255,7 @@
     </w:p>
     <w:p>
       <w:pPr>
+        <w:spacing w:line="259" w:lineRule="auto" w:after="60"/>
         <w:jc w:val="left"/>
       </w:pPr>
       <w:r>
@@ -202,6 +264,7 @@
     </w:p>
     <w:p>
       <w:pPr>
+        <w:spacing w:line="259" w:lineRule="auto" w:after="60"/>
         <w:jc w:val="left"/>
       </w:pPr>
       <w:r>
@@ -213,6 +276,7 @@
     </w:p>
     <w:p>
       <w:pPr>
+        <w:spacing w:line="259" w:lineRule="auto" w:after="60"/>
         <w:jc w:val="left"/>
       </w:pPr>
       <w:r>
@@ -221,6 +285,7 @@
     </w:p>
     <w:p>
       <w:pPr>
+        <w:spacing w:line="259" w:lineRule="auto" w:after="60"/>
         <w:jc w:val="left"/>
       </w:pPr>
       <w:r>
@@ -232,6 +297,7 @@
     </w:p>
     <w:p>
       <w:pPr>
+        <w:spacing w:line="259" w:lineRule="auto" w:after="60"/>
         <w:jc w:val="left"/>
       </w:pPr>
       <w:r>
@@ -240,6 +306,7 @@
     </w:p>
     <w:p>
       <w:pPr>
+        <w:spacing w:line="259" w:lineRule="auto" w:after="60"/>
         <w:jc w:val="left"/>
       </w:pPr>
       <w:r>
@@ -251,6 +318,7 @@
     </w:p>
     <w:p>
       <w:pPr>
+        <w:spacing w:line="259" w:lineRule="auto" w:after="60"/>
         <w:jc w:val="left"/>
       </w:pPr>
       <w:r>
@@ -259,6 +327,7 @@
     </w:p>
     <w:p>
       <w:pPr>
+        <w:spacing w:line="259" w:lineRule="auto" w:after="60"/>
         <w:jc w:val="left"/>
       </w:pPr>
       <w:r>
@@ -270,6 +339,7 @@
     </w:p>
     <w:p>
       <w:pPr>
+        <w:spacing w:line="259" w:lineRule="auto" w:after="60"/>
         <w:jc w:val="left"/>
       </w:pPr>
       <w:r>
@@ -278,16 +348,22 @@
     </w:p>
     <w:p>
       <w:pPr>
+        <w:spacing w:line="259" w:lineRule="auto" w:after="60"/>
         <w:jc w:val="left"/>
       </w:pPr>
       <w:r>
         <w:t>Ab 2023 zusätzlich: Ergänzungsvereinbarung als „Senior Advisor Konzernprozesse" (20 % der Arbeitszeit, formale Vergütungserhöhung für diese Komponente, befristet auf 6 Monate, mehrfach verlängert).</w:t>
       </w:r>
     </w:p>
-    <w:p/>
+    <w:p>
+      <w:pPr>
+        <w:spacing w:line="259" w:lineRule="auto" w:after="60"/>
+      </w:pPr>
+    </w:p>
     <w:p>
       <w:pPr>
         <w:pStyle w:val="Heading2"/>
+        <w:spacing w:line="259" w:lineRule="auto" w:after="60"/>
       </w:pPr>
       <w:r>
         <w:rPr>
@@ -299,6 +375,7 @@
     <w:p>
       <w:pPr>
         <w:pStyle w:val="ListBullet"/>
+        <w:spacing w:line="259" w:lineRule="auto" w:after="60"/>
       </w:pPr>
       <w:r>
         <w:t>Mitglied VDI (Verein Deutscher Ingenieure) seit 2003</w:t>
@@ -307,6 +384,7 @@
     <w:p>
       <w:pPr>
         <w:pStyle w:val="ListBullet"/>
+        <w:spacing w:line="259" w:lineRule="auto" w:after="60"/>
       </w:pPr>
       <w:r>
         <w:t>Certified Quality Engineer (CQE), American Society for Quality, Rezertifizierung 2019</w:t>
@@ -315,6 +393,7 @@
     <w:p>
       <w:pPr>
         <w:pStyle w:val="ListBullet"/>
+        <w:spacing w:line="259" w:lineRule="auto" w:after="60"/>
       </w:pPr>
       <w:r>
         <w:t>Keine Parteimitgliedschaft, kein Gewerkschaftsmitglied</w:t>
@@ -323,15 +402,21 @@
     <w:p>
       <w:pPr>
         <w:pStyle w:val="ListBullet"/>
+        <w:spacing w:line="259" w:lineRule="auto" w:after="60"/>
       </w:pPr>
       <w:r>
         <w:t>Ehrenamt: Vorstandsmitglied im Förderverein der Grundschule Am Forstwald, Eberswalde (seit 2019)</w:t>
       </w:r>
     </w:p>
-    <w:p/>
+    <w:p>
+      <w:pPr>
+        <w:spacing w:line="259" w:lineRule="auto" w:after="60"/>
+      </w:pPr>
+    </w:p>
     <w:p>
       <w:pPr>
         <w:pStyle w:val="Heading2"/>
+        <w:spacing w:line="259" w:lineRule="auto" w:after="60"/>
       </w:pPr>
       <w:r>
         <w:rPr>
@@ -342,6 +427,7 @@
     </w:p>
     <w:p>
       <w:pPr>
+        <w:spacing w:line="259" w:lineRule="auto" w:after="60"/>
         <w:jc w:val="left"/>
       </w:pPr>
       <w:r>
@@ -350,6 +436,7 @@
     </w:p>
     <w:p>
       <w:pPr>
+        <w:spacing w:line="259" w:lineRule="auto" w:after="60"/>
         <w:jc w:val="left"/>
       </w:pPr>
       <w:r>
@@ -360,13 +447,58 @@
       </w:r>
     </w:p>
     <w:sectPr>
+      <w:headerReference w:type="default" r:id="rId9"/>
+      <w:footerReference w:type="default" r:id="rId10"/>
       <w:pgSz w:w="11906" w:h="16838"/>
-      <w:pgMar w:top="1417" w:right="1417" w:bottom="1417" w:left="1417" w:header="720" w:footer="720" w:gutter="0"/>
+      <w:pgMar w:top="1191" w:right="1247" w:bottom="1134" w:left="1361" w:header="720" w:footer="720" w:gutter="0"/>
       <w:cols w:space="720"/>
       <w:docGrid w:linePitch="360"/>
     </w:sectPr>
   </w:body>
 </w:document>
+</file>
+
+<file path=word/footer1.xml><?xml version="1.0" encoding="utf-8"?>
+<w:ftr xmlns:m="http://schemas.openxmlformats.org/officeDocument/2006/math" xmlns:mc="http://schemas.openxmlformats.org/markup-compatibility/2006" xmlns:mo="http://schemas.microsoft.com/office/mac/office/2008/main" xmlns:mv="urn:schemas-microsoft-com:mac:vml" xmlns:o="urn:schemas-microsoft-com:office:office" xmlns:r="http://schemas.openxmlformats.org/officeDocument/2006/relationships" xmlns:v="urn:schemas-microsoft-com:vml" xmlns:w10="urn:schemas-microsoft-com:office:word" xmlns:w14="http://schemas.microsoft.com/office/word/2010/wordml" xmlns:w="http://schemas.openxmlformats.org/wordprocessingml/2006/main" xmlns:wne="http://schemas.microsoft.com/office/word/2006/wordml" xmlns:wp14="http://schemas.microsoft.com/office/word/2010/wordprocessingDrawing" xmlns:wp="http://schemas.openxmlformats.org/drawingml/2006/wordprocessingDrawing" xmlns:wpc="http://schemas.microsoft.com/office/word/2010/wordprocessingCanvas" xmlns:wpg="http://schemas.microsoft.com/office/word/2010/wordprocessingGroup" xmlns:wpi="http://schemas.microsoft.com/office/word/2010/wordprocessingInk" xmlns:wps="http://schemas.microsoft.com/office/word/2010/wordprocessingShape" mc:Ignorable="w14 wp14">
+  <w:p>
+    <w:pPr>
+      <w:pStyle w:val="Footer"/>
+      <w:jc w:val="left"/>
+    </w:pPr>
+    <w:r/>
+    <w:r>
+      <w:rPr>
+        <w:rFonts w:ascii="Times New Roman" w:hAnsi="Times New Roman"/>
+        <w:b w:val="0"/>
+        <w:color w:val="777777"/>
+        <w:sz w:val="17"/>
+      </w:rPr>
+      <w:t>Vertraulich | Bearbeitungsstand Juli 2026 | nur zur Aktenbearbeitung</w:t>
+    </w:r>
+  </w:p>
+</w:ftr>
+</file>
+
+<file path=word/header1.xml><?xml version="1.0" encoding="utf-8"?>
+<w:hdr xmlns:m="http://schemas.openxmlformats.org/officeDocument/2006/math" xmlns:mc="http://schemas.openxmlformats.org/markup-compatibility/2006" xmlns:mo="http://schemas.microsoft.com/office/mac/office/2008/main" xmlns:mv="urn:schemas-microsoft-com:mac:vml" xmlns:o="urn:schemas-microsoft-com:office:office" xmlns:r="http://schemas.openxmlformats.org/officeDocument/2006/relationships" xmlns:v="urn:schemas-microsoft-com:vml" xmlns:w10="urn:schemas-microsoft-com:office:word" xmlns:w14="http://schemas.microsoft.com/office/word/2010/wordml" xmlns:w="http://schemas.openxmlformats.org/wordprocessingml/2006/main" xmlns:wne="http://schemas.microsoft.com/office/word/2006/wordml" xmlns:wp14="http://schemas.microsoft.com/office/word/2010/wordprocessingDrawing" xmlns:wp="http://schemas.openxmlformats.org/drawingml/2006/wordprocessingDrawing" xmlns:wpc="http://schemas.microsoft.com/office/word/2010/wordprocessingCanvas" xmlns:wpg="http://schemas.microsoft.com/office/word/2010/wordprocessingGroup" xmlns:wpi="http://schemas.microsoft.com/office/word/2010/wordprocessingInk" xmlns:wps="http://schemas.microsoft.com/office/word/2010/wordprocessingShape" mc:Ignorable="w14 wp14">
+  <w:p>
+    <w:pPr>
+      <w:pStyle w:val="Header"/>
+      <w:jc w:val="left"/>
+    </w:pPr>
+    <w:r/>
+    <w:r>
+      <w:rPr>
+        <w:rFonts w:ascii="Times New Roman" w:hAnsi="Times New Roman"/>
+        <w:b w:val="0"/>
+        <w:i w:val="0"/>
+        <w:color w:val="666666"/>
+        <w:sz w:val="17"/>
+      </w:rPr>
+      <w:t>Klotzkette Rechtsanwaltsgesellschaft mbH | Arbeitsrechtliche Mandatsakte | Bearbeitungsstand Juli 2026</w:t>
+    </w:r>
+  </w:p>
+</w:hdr>
 </file>
 
 <file path=word/numbering.xml><?xml version="1.0" encoding="utf-8"?>
@@ -1083,11 +1215,12 @@
       <w:contextualSpacing/>
     </w:pPr>
     <w:rPr>
-      <w:rFonts w:asciiTheme="majorHAnsi" w:eastAsiaTheme="majorEastAsia" w:hAnsiTheme="majorHAnsi" w:cstheme="majorBidi"/>
+      <w:rFonts w:asciiTheme="majorHAnsi" w:eastAsiaTheme="majorEastAsia" w:hAnsiTheme="majorHAnsi" w:cstheme="majorBidi" w:ascii="Times New Roman" w:hAnsi="Times New Roman"/>
+      <w:b/>
       <w:color w:val="17365D" w:themeColor="text2" w:themeShade="BF"/>
       <w:spacing w:val="5"/>
       <w:kern w:val="28"/>
-      <w:sz w:val="52"/>
+      <w:sz w:val="30"/>
       <w:szCs w:val="52"/>
     </w:rPr>
   </w:style>

--- a/testakten/arbeitsrecht-kuendigungsdrama-koerber-werk/02_lebenslauf_und_stationen_koerber.docx
+++ b/testakten/arbeitsrecht-kuendigungsdrama-koerber-werk/02_lebenslauf_und_stationen_koerber.docx
@@ -203,7 +203,7 @@
         <w:jc w:val="left"/>
       </w:pPr>
       <w:r>
-        <w:t>Dissertation: „Kurzrisswachstum in Präzisionsgussteilen aus hochfestem Temperguss unter zyklischer Beanspruchung — Gefügeanalyse und Schadensmodell" (Dr.-Ing., summa cum laude, 2005). Betreuer: Prof. Dr.-Ing. Friedrich Oehlert.</w:t>
+        <w:t>Dissertation: „Kurzrisswachstum in Präzisionsgussteilen aus hochfestem Temperguss unter zyklischer Beanspruchung — Gefügeanalyse und Schadensmodell" (Dr.-Ing., summa cum laude, 2005). Betreuer: Prof. Dr.-Ing. Friedrich Öhlert.</w:t>
       </w:r>
     </w:p>
     <w:p>
